--- a/02-Knowledge/career-development/interview-project-summaries/RTOS笔记.docx
+++ b/02-Knowledge/career-development/interview-project-summaries/RTOS笔记.docx
@@ -15,6 +15,9 @@
     <w:p>
       <w:pPr>
         <w:pStyle w:val="a3"/>
+        <w:rPr>
+          <w:color w:val="FF0000"/>
+        </w:rPr>
       </w:pPr>
       <w:r>
         <w:t>1</w:t>
@@ -57,23 +60,7 @@
           <w:color w:val="000000"/>
           <w:highlight w:val="yellow"/>
         </w:rPr>
-        <w:t>，</w:t>
-      </w:r>
-      <w:proofErr w:type="gramStart"/>
-      <w:r>
-        <w:rPr>
-          <w:color w:val="000000"/>
-          <w:highlight w:val="yellow"/>
-        </w:rPr>
-        <w:t>零任务</w:t>
-      </w:r>
-      <w:proofErr w:type="gramEnd"/>
-      <w:r>
-        <w:rPr>
-          <w:color w:val="000000"/>
-          <w:highlight w:val="yellow"/>
-        </w:rPr>
-        <w:t>内存占用</w:t>
+        <w:t>，零任务内存占用</w:t>
       </w:r>
       <w:r>
         <w:rPr>
@@ -121,6 +108,9 @@
         <w:t>0.4KB</w:t>
       </w:r>
       <w:r>
+        <w:rPr>
+          <w:color w:val="FF0000"/>
+        </w:rPr>
         <w:t>；</w:t>
       </w:r>
     </w:p>
@@ -131,6 +121,7 @@
       <w:r>
         <w:rPr>
           <w:rFonts w:hint="eastAsia"/>
+          <w:color w:val="FF0000"/>
         </w:rPr>
         <w:t>注：</w:t>
       </w:r>
@@ -138,6 +129,7 @@
       <w:r>
         <w:rPr>
           <w:rFonts w:hint="eastAsia"/>
+          <w:color w:val="FF0000"/>
         </w:rPr>
         <w:t>FreeRTOS</w:t>
       </w:r>
@@ -145,627 +137,715 @@
       <w:r>
         <w:rPr>
           <w:rFonts w:hint="eastAsia"/>
+          <w:color w:val="FF0000"/>
         </w:rPr>
         <w:t>最小内核约</w:t>
       </w:r>
       <w:r>
         <w:rPr>
           <w:rFonts w:hint="eastAsia"/>
-        </w:rPr>
-        <w:t xml:space="preserve"> 4~6KB ROM + 300B</w:t>
+          <w:color w:val="FF0000"/>
+        </w:rPr>
+        <w:t xml:space="preserve"> </w:t>
+      </w:r>
+      <w:r>
+        <w:rPr>
+          <w:color w:val="FF0000"/>
+        </w:rPr>
+        <w:t>5K ROM 2K RAM</w:t>
       </w:r>
       <w:r>
         <w:rPr>
           <w:rFonts w:hint="eastAsia"/>
-        </w:rPr>
-        <w:t>内核</w:t>
+          <w:color w:val="FF0000"/>
+        </w:rPr>
+        <w:t>；创建</w:t>
       </w:r>
       <w:r>
         <w:rPr>
           <w:rFonts w:hint="eastAsia"/>
-        </w:rPr>
-        <w:t>RAM</w:t>
+          <w:color w:val="FF0000"/>
+        </w:rPr>
+        <w:t>3</w:t>
+      </w:r>
+      <w:r>
+        <w:rPr>
+          <w:color w:val="FF0000"/>
+        </w:rPr>
+        <w:t>2</w:t>
       </w:r>
       <w:r>
         <w:rPr>
           <w:rFonts w:hint="eastAsia"/>
-        </w:rPr>
-        <w:t>，单任务最低</w:t>
+          <w:color w:val="FF0000"/>
+        </w:rPr>
+        <w:t>任务至少</w:t>
       </w:r>
       <w:r>
         <w:rPr>
           <w:rFonts w:hint="eastAsia"/>
-        </w:rPr>
-        <w:t xml:space="preserve"> ~2KB RAM</w:t>
+          <w:color w:val="FF0000"/>
+        </w:rPr>
+        <w:t>1</w:t>
+      </w:r>
+      <w:r>
+        <w:rPr>
+          <w:color w:val="FF0000"/>
+        </w:rPr>
+        <w:t>7KB</w:t>
       </w:r>
       <w:r>
         <w:rPr>
           <w:rFonts w:hint="eastAsia"/>
         </w:rPr>
-        <w:t>（含</w:t>
-      </w:r>
+        <w:t>；</w:t>
+      </w:r>
+    </w:p>
+    <w:p>
+      <w:pPr>
+        <w:pStyle w:val="a3"/>
+      </w:pPr>
+    </w:p>
+    <w:p>
+      <w:pPr>
+        <w:pStyle w:val="a3"/>
+      </w:pPr>
+      <w:r>
+        <w:t xml:space="preserve">1. </w:t>
+      </w:r>
+      <w:r>
+        <w:t>只支持优先级调度，任务可抢占。</w:t>
+      </w:r>
+    </w:p>
+    <w:p>
+      <w:pPr>
+        <w:pStyle w:val="a3"/>
+      </w:pPr>
+      <w:r>
+        <w:t xml:space="preserve">2. </w:t>
+      </w:r>
+      <w:r>
+        <w:t>相比市场上主流实时系统</w:t>
+      </w:r>
+      <w:proofErr w:type="spellStart"/>
+      <w:r>
+        <w:t>ucOS</w:t>
+      </w:r>
+      <w:proofErr w:type="spellEnd"/>
+      <w:r>
+        <w:t>、</w:t>
+      </w:r>
+      <w:proofErr w:type="spellStart"/>
+      <w:r>
+        <w:t>FreeRTOS</w:t>
+      </w:r>
+      <w:proofErr w:type="spellEnd"/>
+      <w:r>
+        <w:t>，</w:t>
+      </w:r>
+      <w:proofErr w:type="spellStart"/>
+      <w:r>
+        <w:t>AcuOS</w:t>
+      </w:r>
+      <w:proofErr w:type="spellEnd"/>
+      <w:r>
+        <w:t>占用资源更少，响应性更高，更适合本地化产品需求应用。</w:t>
+      </w:r>
+    </w:p>
+    <w:p>
+      <w:pPr>
+        <w:pStyle w:val="a3"/>
+        <w:rPr>
+          <w:color w:val="FF0000"/>
+        </w:rPr>
+      </w:pPr>
       <w:r>
         <w:rPr>
           <w:rFonts w:hint="eastAsia"/>
-        </w:rPr>
-        <w:t>TCB+</w:t>
+          <w:color w:val="FF0000"/>
+        </w:rPr>
+        <w:t>&gt;</w:t>
+      </w:r>
+      <w:r>
+        <w:rPr>
+          <w:color w:val="FF0000"/>
+        </w:rPr>
+        <w:t>&gt;M4</w:t>
       </w:r>
       <w:r>
         <w:rPr>
           <w:rFonts w:hint="eastAsia"/>
-        </w:rPr>
-        <w:t>最小</w:t>
-      </w:r>
-      <w:proofErr w:type="gramStart"/>
+          <w:color w:val="FF0000"/>
+        </w:rPr>
+        <w:t>平台实测实时性</w:t>
+      </w:r>
       <w:r>
         <w:rPr>
           <w:rFonts w:hint="eastAsia"/>
-        </w:rPr>
-        <w:t>栈</w:t>
-      </w:r>
-      <w:proofErr w:type="gramEnd"/>
+          <w:color w:val="FF0000"/>
+        </w:rPr>
+        <w:t>3</w:t>
+      </w:r>
+      <w:r>
+        <w:rPr>
+          <w:color w:val="FF0000"/>
+        </w:rPr>
+        <w:t>MS</w:t>
+      </w:r>
       <w:r>
         <w:rPr>
           <w:rFonts w:hint="eastAsia"/>
-        </w:rPr>
-        <w:t>），总计约</w:t>
-      </w:r>
-      <w:r>
+          <w:color w:val="FF0000"/>
+        </w:rPr>
+        <w:t>；</w:t>
+      </w:r>
+    </w:p>
+    <w:p>
+      <w:pPr>
+        <w:pStyle w:val="a3"/>
         <w:rPr>
           <w:rFonts w:hint="eastAsia"/>
         </w:rPr>
-        <w:t xml:space="preserve"> 6~8KB RAM </w:t>
+      </w:pPr>
+    </w:p>
+    <w:p>
+      <w:pPr>
+        <w:pStyle w:val="a3"/>
+      </w:pPr>
+      <w:r>
+        <w:t xml:space="preserve">3. </w:t>
+      </w:r>
+      <w:r>
+        <w:t>相比市场上主流实时系统，目前已支持的系统特性：</w:t>
+      </w:r>
+    </w:p>
+    <w:p>
+      <w:pPr>
+        <w:pStyle w:val="a3"/>
+        <w:rPr>
+          <w:color w:val="FF0000"/>
+        </w:rPr>
+      </w:pPr>
+      <w:r>
+        <w:t>   ①</w:t>
+      </w:r>
+      <w:r>
+        <w:rPr>
+          <w:highlight w:val="yellow"/>
+        </w:rPr>
+        <w:t>任务</w:t>
+      </w:r>
+      <w:r>
+        <w:t>创建、任务优先级配置、</w:t>
+      </w:r>
+      <w:r>
+        <w:rPr>
+          <w:color w:val="FF0000"/>
+        </w:rPr>
+        <w:t>任务栈配置</w:t>
+      </w:r>
+      <w:r>
+        <w:rPr>
+          <w:color w:val="FF0000"/>
+        </w:rPr>
+        <w:t>(</w:t>
+      </w:r>
+      <w:r>
+        <w:rPr>
+          <w:color w:val="FF0000"/>
+        </w:rPr>
+        <w:t>静态申请</w:t>
+      </w:r>
+      <w:r>
+        <w:rPr>
+          <w:color w:val="FF0000"/>
+        </w:rPr>
+        <w:t>)</w:t>
+      </w:r>
+    </w:p>
+    <w:p>
+      <w:pPr>
+        <w:pStyle w:val="a3"/>
+      </w:pPr>
+      <w:r>
+        <w:t>   ②</w:t>
+      </w:r>
+      <w:r>
+        <w:rPr>
+          <w:highlight w:val="yellow"/>
+        </w:rPr>
+        <w:t>信号量</w:t>
+      </w:r>
+      <w:r>
+        <w:t>创建、信号量发送、信号量接收</w:t>
+      </w:r>
+    </w:p>
+    <w:p>
+      <w:pPr>
+        <w:pStyle w:val="a3"/>
+      </w:pPr>
+      <w:r>
+        <w:t>   ③</w:t>
+      </w:r>
+      <w:r>
+        <w:rPr>
+          <w:highlight w:val="yellow"/>
+        </w:rPr>
+        <w:t>消息队列</w:t>
+      </w:r>
+      <w:r>
+        <w:t>创建、消息队列发送、消息队列接收</w:t>
+      </w:r>
+    </w:p>
+    <w:p>
+      <w:pPr>
+        <w:pStyle w:val="a3"/>
+      </w:pPr>
+      <w:r>
+        <w:t>   ④</w:t>
+      </w:r>
+      <w:r>
+        <w:rPr>
+          <w:highlight w:val="yellow"/>
+        </w:rPr>
+        <w:t>软件定时器</w:t>
+      </w:r>
+      <w:r>
+        <w:t>创建、启动、停止</w:t>
+      </w:r>
+    </w:p>
+    <w:p>
+      <w:pPr>
+        <w:pStyle w:val="a3"/>
+      </w:pPr>
+      <w:r>
+        <w:t>   ⑤</w:t>
+      </w:r>
+      <w:r>
+        <w:rPr>
+          <w:highlight w:val="yellow"/>
+        </w:rPr>
+        <w:t>互斥信号量</w:t>
+      </w:r>
+      <w:r>
+        <w:t>创建、互锁、解锁</w:t>
+      </w:r>
+    </w:p>
+    <w:p>
+      <w:pPr>
+        <w:pStyle w:val="a3"/>
+      </w:pPr>
+      <w:r>
+        <w:t>   ⑥</w:t>
+      </w:r>
+      <w:r>
+        <w:rPr>
+          <w:highlight w:val="yellow"/>
+        </w:rPr>
+        <w:t>系统时间</w:t>
+      </w:r>
+    </w:p>
+    <w:p>
+      <w:pPr>
+        <w:pStyle w:val="a3"/>
+      </w:pPr>
+      <w:r>
+        <w:t xml:space="preserve">   ⑦</w:t>
+      </w:r>
+      <w:r>
+        <w:rPr>
+          <w:highlight w:val="yellow"/>
+        </w:rPr>
+        <w:t>系统负载率</w:t>
+      </w:r>
+    </w:p>
+    <w:p>
+      <w:pPr>
+        <w:pStyle w:val="a3"/>
+      </w:pPr>
+      <w:r>
+        <w:t xml:space="preserve">4. </w:t>
+      </w:r>
+      <w:r>
+        <w:t>相比市场上主流实时系统，新增的系统特性：</w:t>
+      </w:r>
+    </w:p>
+    <w:p>
+      <w:pPr>
+        <w:pStyle w:val="a3"/>
+      </w:pPr>
+      <w:r>
+        <w:t>   ①</w:t>
+      </w:r>
+      <w:r>
+        <w:t>标志服务创建、发送、接收【</w:t>
+      </w:r>
+      <w:r>
+        <w:t>DSP</w:t>
+      </w:r>
+      <w:r>
+        <w:t>采样数据</w:t>
+      </w:r>
+      <w:r>
+        <w:t xml:space="preserve"> </w:t>
+      </w:r>
+      <w:r>
+        <w:t>等待】</w:t>
+      </w:r>
+    </w:p>
+    <w:p>
+      <w:pPr>
+        <w:pStyle w:val="a3"/>
+      </w:pPr>
+      <w:r>
+        <w:t xml:space="preserve">   ②</w:t>
+      </w:r>
+      <w:r>
+        <w:t>闹钟创建、启动、停止</w:t>
+      </w:r>
+    </w:p>
+    <w:p>
+      <w:pPr>
+        <w:pStyle w:val="a3"/>
+      </w:pPr>
+    </w:p>
+    <w:p>
+      <w:pPr>
+        <w:pStyle w:val="a3"/>
+      </w:pPr>
+      <w:r>
+        <w:t>2</w:t>
+      </w:r>
+      <w:r>
+        <w:t>、</w:t>
+      </w:r>
+      <w:r>
+        <w:t>A5       DSP1(RTOS)       DSP2</w:t>
+      </w:r>
+    </w:p>
+    <w:p>
+      <w:pPr>
+        <w:pStyle w:val="a3"/>
+      </w:pPr>
+      <w:r>
+        <w:t>&gt;&gt;</w:t>
+      </w:r>
+      <w:r>
+        <w:t>高速</w:t>
+      </w:r>
+      <w:r>
+        <w:t>ADC + DMA</w:t>
+      </w:r>
+      <w:r>
+        <w:t>采样</w:t>
+      </w:r>
+      <w:r>
+        <w:t xml:space="preserve">  = 10MS</w:t>
+      </w:r>
+    </w:p>
+    <w:p>
+      <w:pPr>
+        <w:pStyle w:val="a3"/>
+      </w:pPr>
+      <w:r>
+        <w:t>&gt;&gt;</w:t>
+      </w:r>
+      <w:r>
+        <w:t>除了</w:t>
+      </w:r>
+      <w:proofErr w:type="spellStart"/>
+      <w:r>
+        <w:t>systick</w:t>
+      </w:r>
+      <w:proofErr w:type="spellEnd"/>
+      <w:r>
+        <w:t xml:space="preserve">  </w:t>
+      </w:r>
+      <w:r>
+        <w:t>空闲任务，还有</w:t>
+      </w:r>
+      <w:r>
+        <w:t>5</w:t>
+      </w:r>
+      <w:r>
+        <w:t>个应用任务</w:t>
+      </w:r>
+    </w:p>
+    <w:p>
+      <w:pPr>
+        <w:pStyle w:val="a3"/>
+      </w:pPr>
+      <w:r>
+        <w:t>&gt;&gt;</w:t>
+      </w:r>
+      <w:r>
+        <w:t>任务一：</w:t>
+      </w:r>
+      <w:r>
+        <w:t>10MS  20MS</w:t>
+      </w:r>
+      <w:r>
+        <w:t>高实时性数据的搬运</w:t>
+      </w:r>
+      <w:r>
+        <w:t xml:space="preserve">   </w:t>
+      </w:r>
+      <w:r>
+        <w:t>计算</w:t>
+      </w:r>
+      <w:r>
+        <w:t xml:space="preserve">     FFT</w:t>
+      </w:r>
+    </w:p>
+    <w:p>
+      <w:pPr>
+        <w:pStyle w:val="a3"/>
+      </w:pPr>
+      <w:r>
+        <w:t xml:space="preserve">     </w:t>
+      </w:r>
+      <w:r>
+        <w:t>任务二：</w:t>
+      </w:r>
+      <w:r>
+        <w:t xml:space="preserve">200MS </w:t>
+      </w:r>
+      <w:r>
+        <w:t>插值计算</w:t>
+      </w:r>
+      <w:r>
+        <w:t xml:space="preserve">   </w:t>
+      </w:r>
+      <w:r>
+        <w:t>谐波等电力品质数据</w:t>
+      </w:r>
+    </w:p>
+    <w:p>
+      <w:pPr>
+        <w:pStyle w:val="a3"/>
+      </w:pPr>
+      <w:r>
+        <w:t xml:space="preserve">     </w:t>
+      </w:r>
+      <w:r>
+        <w:t>任务三：</w:t>
+      </w:r>
+      <w:r>
+        <w:t xml:space="preserve">3S </w:t>
+      </w:r>
+      <w:r>
+        <w:t>谐波</w:t>
+      </w:r>
+    </w:p>
+    <w:p>
+      <w:pPr>
+        <w:pStyle w:val="a3"/>
+      </w:pPr>
+      <w:r>
+        <w:t xml:space="preserve">     </w:t>
+      </w:r>
+      <w:r>
+        <w:t>任务四：告警功能</w:t>
+      </w:r>
+    </w:p>
+    <w:p>
+      <w:pPr>
+        <w:pStyle w:val="a3"/>
+      </w:pPr>
+      <w:r>
+        <w:t xml:space="preserve">     </w:t>
+      </w:r>
+      <w:r>
+        <w:t>任务五：</w:t>
+      </w:r>
+      <w:r>
+        <w:t>A5   DSP</w:t>
+      </w:r>
+      <w:r>
+        <w:t>双核通信任务</w:t>
+      </w:r>
+      <w:r>
+        <w:t xml:space="preserve">    200MS</w:t>
+      </w:r>
+      <w:r>
+        <w:t>周期性任务</w:t>
+      </w:r>
+    </w:p>
+    <w:p>
+      <w:pPr>
+        <w:pStyle w:val="a3"/>
+      </w:pPr>
+      <w:r>
+        <w:t>协处理器：</w:t>
+      </w:r>
+      <w:r>
+        <w:t>DSP2</w:t>
+      </w:r>
+      <w:r>
+        <w:t>：</w:t>
+      </w:r>
+      <w:r>
+        <w:t xml:space="preserve">  </w:t>
+      </w:r>
+      <w:r>
+        <w:t>裸机系统</w:t>
+      </w:r>
+      <w:r>
+        <w:t xml:space="preserve">     </w:t>
+      </w:r>
+      <w:r>
+        <w:rPr>
+          <w:color w:val="FF0000"/>
+        </w:rPr>
+        <w:t>计算量大</w:t>
+      </w:r>
+      <w:r>
+        <w:t>的功能模块：闪变</w:t>
+      </w:r>
+      <w:r>
+        <w:t xml:space="preserve">   </w:t>
+      </w:r>
+      <w:r>
+        <w:t>频率计算</w:t>
+      </w:r>
+      <w:r>
+        <w:t xml:space="preserve">      </w:t>
+      </w:r>
+    </w:p>
+    <w:p>
+      <w:pPr>
+        <w:pStyle w:val="a3"/>
+      </w:pPr>
+    </w:p>
+    <w:p>
+      <w:pPr>
+        <w:pStyle w:val="a3"/>
+      </w:pPr>
+    </w:p>
+    <w:p>
+      <w:pPr>
+        <w:pStyle w:val="a3"/>
+      </w:pPr>
+      <w:proofErr w:type="spellStart"/>
+      <w:r>
+        <w:t>OsQPend</w:t>
+      </w:r>
+      <w:proofErr w:type="spellEnd"/>
+      <w:r>
+        <w:t>队列：</w:t>
+      </w:r>
+      <w:r>
+        <w:t xml:space="preserve">  DI</w:t>
+      </w:r>
+      <w:r>
+        <w:t>、</w:t>
+      </w:r>
+      <w:r>
+        <w:t>EEP</w:t>
+      </w:r>
+      <w:r>
+        <w:t>写数据也有队列进行缓存、</w:t>
+      </w:r>
+    </w:p>
+    <w:p>
+      <w:pPr>
+        <w:pStyle w:val="a3"/>
+      </w:pPr>
+      <w:proofErr w:type="spellStart"/>
+      <w:r>
+        <w:t>OsFlagPend</w:t>
+      </w:r>
+      <w:proofErr w:type="spellEnd"/>
+      <w:r>
+        <w:t>：按键、</w:t>
+      </w:r>
+      <w:proofErr w:type="spellStart"/>
+      <w:r>
+        <w:t>Modbust</w:t>
+      </w:r>
+      <w:proofErr w:type="spellEnd"/>
+      <w:r>
+        <w:t>通信处理</w:t>
+      </w:r>
+    </w:p>
+    <w:p>
+      <w:pPr>
+        <w:pStyle w:val="a3"/>
+      </w:pPr>
+      <w:proofErr w:type="spellStart"/>
+      <w:r>
+        <w:t>T_OsMutex</w:t>
+      </w:r>
+      <w:proofErr w:type="spellEnd"/>
+      <w:r>
+        <w:t>：</w:t>
+      </w:r>
+      <w:r>
+        <w:t>EEP</w:t>
+      </w:r>
+      <w:r>
+        <w:t>写数据锁、</w:t>
+      </w:r>
+      <w:r>
+        <w:t>IIC</w:t>
+      </w:r>
+      <w:r>
+        <w:t>总线锁！</w:t>
+      </w:r>
+    </w:p>
+    <w:p>
+      <w:pPr>
+        <w:pStyle w:val="a3"/>
+      </w:pPr>
+      <w:proofErr w:type="spellStart"/>
+      <w:r>
+        <w:t>T_OsSem</w:t>
+      </w:r>
+      <w:proofErr w:type="spellEnd"/>
+      <w:r>
+        <w:t>信号量：</w:t>
+      </w:r>
+      <w:r>
+        <w:t>EEP</w:t>
+      </w:r>
+      <w:r>
+        <w:t>写</w:t>
       </w:r>
       <w:r>
         <w:rPr>
           <w:rFonts w:hint="eastAsia"/>
         </w:rPr>
-        <w:t>可跑起来</w:t>
-      </w:r>
-    </w:p>
-    <w:p>
-      <w:pPr>
-        <w:pStyle w:val="a3"/>
+        <w:t xml:space="preserve"> </w:t>
+      </w:r>
+      <w:r>
+        <w:t xml:space="preserve">  </w:t>
+      </w:r>
+      <w:r>
         <w:rPr>
           <w:rFonts w:hint="eastAsia"/>
         </w:rPr>
-      </w:pPr>
-    </w:p>
-    <w:p>
-      <w:pPr>
-        <w:pStyle w:val="a3"/>
-      </w:pPr>
-      <w:r>
-        <w:t xml:space="preserve">1. </w:t>
-      </w:r>
-      <w:r>
-        <w:t>只支持优先级调度，任务可抢占。</w:t>
-      </w:r>
-    </w:p>
-    <w:p>
-      <w:pPr>
-        <w:pStyle w:val="a3"/>
-      </w:pPr>
-      <w:r>
-        <w:t xml:space="preserve">2. </w:t>
-      </w:r>
-      <w:r>
-        <w:t>相比市场上主流实时系统</w:t>
-      </w:r>
-      <w:proofErr w:type="spellStart"/>
-      <w:r>
-        <w:t>ucOS</w:t>
-      </w:r>
-      <w:proofErr w:type="spellEnd"/>
-      <w:r>
-        <w:t>、</w:t>
-      </w:r>
-      <w:proofErr w:type="spellStart"/>
-      <w:r>
-        <w:t>FreeRTOS</w:t>
-      </w:r>
-      <w:proofErr w:type="spellEnd"/>
-      <w:r>
-        <w:t>，</w:t>
-      </w:r>
-      <w:proofErr w:type="spellStart"/>
-      <w:r>
-        <w:t>AcuOS</w:t>
-      </w:r>
-      <w:proofErr w:type="spellEnd"/>
-      <w:r>
-        <w:t>占用资源更少，响应性更高，更适合本地化产品需求应用。</w:t>
-      </w:r>
-    </w:p>
-    <w:p>
-      <w:pPr>
-        <w:pStyle w:val="a3"/>
-      </w:pPr>
-      <w:r>
-        <w:t xml:space="preserve">3. </w:t>
-      </w:r>
-      <w:r>
-        <w:t>相比市场上主流实时系统，目前已支持的系统特性：</w:t>
-      </w:r>
-    </w:p>
-    <w:p>
-      <w:pPr>
-        <w:pStyle w:val="a3"/>
-      </w:pPr>
-      <w:r>
-        <w:t xml:space="preserve">   </w:t>
-      </w:r>
-      <w:r>
-        <w:t>①</w:t>
-      </w:r>
-      <w:r>
-        <w:t>任务创建、任务优先级配置、任务</w:t>
-      </w:r>
-      <w:proofErr w:type="gramStart"/>
-      <w:r>
-        <w:t>栈</w:t>
-      </w:r>
-      <w:proofErr w:type="gramEnd"/>
-      <w:r>
-        <w:t>配置</w:t>
-      </w:r>
-      <w:r>
-        <w:t>(</w:t>
-      </w:r>
-      <w:r>
-        <w:t>静态申请</w:t>
-      </w:r>
-      <w:r>
-        <w:t>)</w:t>
-      </w:r>
-    </w:p>
-    <w:p>
-      <w:pPr>
-        <w:pStyle w:val="a3"/>
-      </w:pPr>
-      <w:r>
-        <w:t>   ②</w:t>
-      </w:r>
-      <w:r>
-        <w:t>信号量创建、信号量发送、信号量接收</w:t>
-      </w:r>
-    </w:p>
-    <w:p>
-      <w:pPr>
-        <w:pStyle w:val="a3"/>
-      </w:pPr>
-      <w:r>
-        <w:t>   ③</w:t>
-      </w:r>
-      <w:r>
-        <w:t>消息队列创建、消息队列发送、消息队列接收</w:t>
-      </w:r>
-    </w:p>
-    <w:p>
-      <w:pPr>
-        <w:pStyle w:val="a3"/>
-      </w:pPr>
-      <w:r>
-        <w:t>   ④</w:t>
-      </w:r>
-      <w:r>
-        <w:t>软件定时器创建、启动、停止</w:t>
-      </w:r>
-    </w:p>
-    <w:p>
-      <w:pPr>
-        <w:pStyle w:val="a3"/>
-      </w:pPr>
-      <w:r>
-        <w:t>   ⑤</w:t>
-      </w:r>
-      <w:r>
-        <w:t>互斥信号量创建、互锁、解锁</w:t>
-      </w:r>
-    </w:p>
-    <w:p>
-      <w:pPr>
-        <w:pStyle w:val="a3"/>
-      </w:pPr>
-      <w:r>
-        <w:t>   ⑥</w:t>
-      </w:r>
-      <w:r>
-        <w:t>系统时间</w:t>
-      </w:r>
-    </w:p>
-    <w:p>
-      <w:pPr>
-        <w:pStyle w:val="a3"/>
-      </w:pPr>
-      <w:r>
-        <w:t xml:space="preserve">   ⑦</w:t>
-      </w:r>
-      <w:r>
-        <w:t>系统负载率</w:t>
-      </w:r>
-    </w:p>
-    <w:p>
-      <w:pPr>
-        <w:pStyle w:val="a3"/>
-      </w:pPr>
-      <w:r>
-        <w:t xml:space="preserve">4. </w:t>
-      </w:r>
-      <w:r>
-        <w:t>相比市场上主流实时系统，新增的系统特性：</w:t>
-      </w:r>
-    </w:p>
-    <w:p>
-      <w:pPr>
-        <w:pStyle w:val="a3"/>
-      </w:pPr>
-      <w:r>
-        <w:t>   ①</w:t>
-      </w:r>
-      <w:r>
-        <w:t>标志服务创建、发送、接收【</w:t>
-      </w:r>
-      <w:r>
-        <w:t>DSP</w:t>
-      </w:r>
-      <w:r>
-        <w:t>采样数据</w:t>
-      </w:r>
-      <w:r>
-        <w:t xml:space="preserve"> </w:t>
-      </w:r>
-      <w:r>
-        <w:t>等待】</w:t>
-      </w:r>
-    </w:p>
-    <w:p>
-      <w:pPr>
-        <w:pStyle w:val="a3"/>
-      </w:pPr>
-      <w:r>
-        <w:t xml:space="preserve">   ②</w:t>
-      </w:r>
-      <w:r>
-        <w:t>闹钟创建、启动、停止</w:t>
-      </w:r>
-    </w:p>
-    <w:p>
-      <w:pPr>
-        <w:pStyle w:val="a3"/>
-      </w:pPr>
-    </w:p>
-    <w:p>
-      <w:pPr>
-        <w:pStyle w:val="a3"/>
-      </w:pPr>
-      <w:r>
-        <w:t>2</w:t>
-      </w:r>
-      <w:r>
-        <w:t>、</w:t>
-      </w:r>
-      <w:r>
-        <w:t>A5       DSP1(RTOS)       DSP2</w:t>
-      </w:r>
-    </w:p>
-    <w:p>
-      <w:pPr>
-        <w:pStyle w:val="a3"/>
-      </w:pPr>
-      <w:r>
-        <w:t>&gt;&gt;</w:t>
-      </w:r>
-      <w:r>
-        <w:t>高速</w:t>
-      </w:r>
-      <w:r>
-        <w:t>ADC + DMA</w:t>
-      </w:r>
-      <w:r>
-        <w:t>采样</w:t>
-      </w:r>
-      <w:r>
-        <w:t xml:space="preserve">  = 10MS</w:t>
-      </w:r>
-    </w:p>
-    <w:p>
-      <w:pPr>
-        <w:pStyle w:val="a3"/>
-      </w:pPr>
-      <w:r>
-        <w:t>&gt;&gt;</w:t>
-      </w:r>
-      <w:r>
-        <w:t>除了</w:t>
-      </w:r>
-      <w:proofErr w:type="spellStart"/>
-      <w:r>
-        <w:t>systick</w:t>
-      </w:r>
-      <w:proofErr w:type="spellEnd"/>
-      <w:r>
-        <w:t xml:space="preserve">  </w:t>
-      </w:r>
-      <w:r>
-        <w:t>空闲任务，还有</w:t>
-      </w:r>
-      <w:r>
-        <w:t>5</w:t>
-      </w:r>
-      <w:r>
-        <w:t>个应用任务</w:t>
-      </w:r>
-    </w:p>
-    <w:p>
-      <w:pPr>
-        <w:pStyle w:val="a3"/>
-      </w:pPr>
-      <w:r>
-        <w:t>&gt;&gt;</w:t>
-      </w:r>
-      <w:r>
-        <w:t>任务</w:t>
-      </w:r>
-      <w:proofErr w:type="gramStart"/>
-      <w:r>
-        <w:t>一</w:t>
-      </w:r>
-      <w:proofErr w:type="gramEnd"/>
-      <w:r>
-        <w:t>：</w:t>
-      </w:r>
-      <w:r>
-        <w:t>10MS  20MS</w:t>
-      </w:r>
-      <w:r>
-        <w:t>高实时性数据的搬运</w:t>
-      </w:r>
-      <w:r>
-        <w:t xml:space="preserve">   </w:t>
-      </w:r>
-      <w:r>
-        <w:t>计算</w:t>
-      </w:r>
-      <w:r>
-        <w:t xml:space="preserve">     FFT</w:t>
-      </w:r>
-    </w:p>
-    <w:p>
-      <w:pPr>
-        <w:pStyle w:val="a3"/>
-      </w:pPr>
-      <w:r>
-        <w:t xml:space="preserve">     </w:t>
-      </w:r>
-      <w:r>
-        <w:t>任务二：</w:t>
-      </w:r>
-      <w:r>
-        <w:t xml:space="preserve">200MS </w:t>
-      </w:r>
-      <w:r>
-        <w:t>插值计算</w:t>
-      </w:r>
-      <w:r>
-        <w:t xml:space="preserve">   </w:t>
-      </w:r>
-      <w:r>
-        <w:t>谐波等电力品质数据</w:t>
-      </w:r>
-    </w:p>
-    <w:p>
-      <w:pPr>
-        <w:pStyle w:val="a3"/>
-      </w:pPr>
-      <w:r>
-        <w:t xml:space="preserve">     </w:t>
-      </w:r>
-      <w:r>
-        <w:t>任务三：</w:t>
-      </w:r>
-      <w:r>
-        <w:t xml:space="preserve">3S </w:t>
-      </w:r>
-      <w:r>
-        <w:t>谐波</w:t>
-      </w:r>
-    </w:p>
-    <w:p>
-      <w:pPr>
-        <w:pStyle w:val="a3"/>
-      </w:pPr>
-      <w:r>
-        <w:t xml:space="preserve">     </w:t>
-      </w:r>
-      <w:r>
-        <w:t>任务四：告警功能</w:t>
-      </w:r>
-    </w:p>
-    <w:p>
-      <w:pPr>
-        <w:pStyle w:val="a3"/>
-      </w:pPr>
-      <w:r>
-        <w:t xml:space="preserve">     </w:t>
-      </w:r>
-      <w:r>
-        <w:t>任务五：</w:t>
-      </w:r>
-      <w:r>
-        <w:t>A5   DSP</w:t>
-      </w:r>
-      <w:r>
-        <w:t>双核通信任务</w:t>
-      </w:r>
-      <w:r>
-        <w:t xml:space="preserve">    200MS</w:t>
-      </w:r>
-      <w:r>
-        <w:t>周期性任务</w:t>
-      </w:r>
-    </w:p>
-    <w:p>
-      <w:pPr>
-        <w:pStyle w:val="a3"/>
-      </w:pPr>
-      <w:r>
-        <w:t>协处理器：</w:t>
-      </w:r>
-      <w:r>
-        <w:t>DSP2</w:t>
-      </w:r>
-      <w:r>
-        <w:t>：</w:t>
-      </w:r>
-      <w:r>
-        <w:t xml:space="preserve">  </w:t>
-      </w:r>
-      <w:r>
-        <w:t>裸机系统</w:t>
-      </w:r>
-      <w:r>
-        <w:t xml:space="preserve">     </w:t>
-      </w:r>
-      <w:r>
-        <w:rPr>
-          <w:color w:val="FF0000"/>
-        </w:rPr>
-        <w:t>计算量大</w:t>
-      </w:r>
-      <w:r>
-        <w:t>的功能模块：闪变</w:t>
-      </w:r>
-      <w:r>
-        <w:t xml:space="preserve">   </w:t>
-      </w:r>
-      <w:r>
-        <w:t>频率计算</w:t>
-      </w:r>
-      <w:r>
-        <w:t xml:space="preserve">      </w:t>
-      </w:r>
-    </w:p>
-    <w:p>
-      <w:pPr>
-        <w:pStyle w:val="a3"/>
-      </w:pPr>
-    </w:p>
-    <w:p>
-      <w:pPr>
-        <w:pStyle w:val="a3"/>
-      </w:pPr>
-    </w:p>
-    <w:p>
-      <w:pPr>
-        <w:pStyle w:val="a3"/>
-      </w:pPr>
-      <w:proofErr w:type="spellStart"/>
-      <w:r>
-        <w:t>OsQPend</w:t>
-      </w:r>
-      <w:proofErr w:type="spellEnd"/>
-      <w:r>
-        <w:t>队列：</w:t>
-      </w:r>
-      <w:r>
-        <w:t xml:space="preserve">  DI</w:t>
-      </w:r>
-      <w:r>
-        <w:t>、</w:t>
-      </w:r>
-      <w:r>
-        <w:t>EEP</w:t>
-      </w:r>
-      <w:r>
-        <w:t>写数据也有队列进行缓存、</w:t>
-      </w:r>
-    </w:p>
-    <w:p>
-      <w:pPr>
-        <w:pStyle w:val="a3"/>
-      </w:pPr>
-      <w:proofErr w:type="spellStart"/>
-      <w:r>
-        <w:t>OsFlagPend</w:t>
-      </w:r>
-      <w:proofErr w:type="spellEnd"/>
-      <w:r>
-        <w:t>：按键、</w:t>
-      </w:r>
-      <w:proofErr w:type="spellStart"/>
-      <w:r>
-        <w:t>Modbust</w:t>
-      </w:r>
-      <w:proofErr w:type="spellEnd"/>
-      <w:r>
-        <w:t>通信处理</w:t>
-      </w:r>
-    </w:p>
-    <w:p>
-      <w:pPr>
-        <w:pStyle w:val="a3"/>
-      </w:pPr>
-      <w:proofErr w:type="spellStart"/>
-      <w:r>
-        <w:t>T_OsMutex</w:t>
-      </w:r>
-      <w:proofErr w:type="spellEnd"/>
-      <w:r>
-        <w:t>：</w:t>
-      </w:r>
-      <w:r>
-        <w:t>EEP</w:t>
-      </w:r>
-      <w:r>
-        <w:t>写数据锁、</w:t>
-      </w:r>
-      <w:r>
-        <w:t>IIC</w:t>
-      </w:r>
-      <w:r>
-        <w:t>总线锁！</w:t>
-      </w:r>
-    </w:p>
-    <w:p>
-      <w:pPr>
-        <w:pStyle w:val="a3"/>
-      </w:pPr>
-      <w:proofErr w:type="spellStart"/>
-      <w:r>
-        <w:t>T_OsSem</w:t>
-      </w:r>
-      <w:proofErr w:type="spellEnd"/>
-      <w:r>
-        <w:t>信号量：</w:t>
-      </w:r>
-      <w:r>
-        <w:t>EEP</w:t>
-      </w:r>
-      <w:r>
-        <w:t>写</w:t>
-      </w:r>
-    </w:p>
-    <w:p>
-      <w:pPr>
-        <w:pStyle w:val="a3"/>
-      </w:pPr>
-      <w:r>
-        <w:t>》</w:t>
-      </w:r>
-      <w:proofErr w:type="gramStart"/>
-      <w:r>
-        <w:t>》</w:t>
-      </w:r>
-      <w:proofErr w:type="gramEnd"/>
-      <w:r>
-        <w:t>看一下存储源码用了那些？信号量如何使用的？</w:t>
-      </w:r>
-    </w:p>
-    <w:p>
-      <w:pPr>
-        <w:pStyle w:val="a3"/>
-      </w:pPr>
+        <w:t>软件缓存</w:t>
+      </w:r>
+    </w:p>
+    <w:p>
+      <w:pPr>
+        <w:pStyle w:val="a3"/>
+      </w:pPr>
+      <w:r>
+        <w:t>》》看一下存储源码用了那些？信号量如何使用的？</w:t>
+      </w:r>
+    </w:p>
+    <w:p>
+      <w:pPr>
+        <w:widowControl/>
+        <w:jc w:val="left"/>
+        <w:rPr>
+          <w:szCs w:val="22"/>
+        </w:rPr>
+      </w:pPr>
+      <w:r>
+        <w:br w:type="page"/>
+      </w:r>
     </w:p>
     <w:p>
       <w:pPr>
@@ -778,6 +858,7 @@
           <w:sz w:val="28"/>
           <w:szCs w:val="28"/>
         </w:rPr>
+        <w:lastRenderedPageBreak/>
         <w:t>FreeRTOS</w:t>
       </w:r>
       <w:proofErr w:type="spellEnd"/>
@@ -825,7 +906,6 @@
         </w:numPr>
       </w:pPr>
       <w:r>
-        <w:lastRenderedPageBreak/>
         <w:t>避免堆栈溢出：使用</w:t>
       </w:r>
       <w:r>
@@ -860,15 +940,7 @@
         </w:numPr>
       </w:pPr>
       <w:r>
-        <w:t>典型需求：任务</w:t>
-      </w:r>
-      <w:proofErr w:type="gramStart"/>
-      <w:r>
-        <w:t>栈</w:t>
-      </w:r>
-      <w:proofErr w:type="gramEnd"/>
-      <w:r>
-        <w:t>深</w:t>
+        <w:t>典型需求：任务栈深</w:t>
       </w:r>
       <w:r>
         <w:t xml:space="preserve"> 512B~4KB</w:t>
@@ -989,18 +1061,15 @@
         <w:spacing w:line="360" w:lineRule="auto"/>
       </w:pPr>
       <w:r>
+        <w:t>​​ISR</w:t>
+      </w:r>
+      <w:r>
+        <w:t>原则</w:t>
+      </w:r>
+      <w:r>
         <w:t>​​</w:t>
       </w:r>
       <w:r>
-        <w:t>ISR</w:t>
-      </w:r>
-      <w:r>
-        <w:t>原则</w:t>
-      </w:r>
-      <w:r>
-        <w:t>​​</w:t>
-      </w:r>
-      <w:r>
         <w:t>：快进快出，通过任务通知（</w:t>
       </w:r>
       <w:r>
@@ -1035,19 +1104,75 @@
       </w:r>
       <w:proofErr w:type="spellStart"/>
       <w:r>
-        <w:t>IRQ_</w:t>
-      </w:r>
-      <w:proofErr w:type="gramStart"/>
-      <w:r>
-        <w:t>Handler</w:t>
+        <w:t>IRQ_Handler</w:t>
       </w:r>
       <w:proofErr w:type="spellEnd"/>
       <w:r>
+        <w:t>() {</w:t>
+      </w:r>
+    </w:p>
+    <w:p>
+      <w:pPr>
+        <w:pStyle w:val="a3"/>
+      </w:pPr>
+      <w:r>
+        <w:t xml:space="preserve">  </w:t>
+      </w:r>
+      <w:proofErr w:type="spellStart"/>
+      <w:r>
+        <w:t>BaseType_t</w:t>
+      </w:r>
+      <w:proofErr w:type="spellEnd"/>
+      <w:r>
+        <w:t xml:space="preserve"> </w:t>
+      </w:r>
+      <w:proofErr w:type="spellStart"/>
+      <w:r>
+        <w:t>xHigherPriorityTaskWoken</w:t>
+      </w:r>
+      <w:proofErr w:type="spellEnd"/>
+      <w:r>
+        <w:t xml:space="preserve"> = </w:t>
+      </w:r>
+      <w:proofErr w:type="spellStart"/>
+      <w:r>
+        <w:t>pdFALSE</w:t>
+      </w:r>
+      <w:proofErr w:type="spellEnd"/>
+      <w:r>
+        <w:t>;</w:t>
+      </w:r>
+    </w:p>
+    <w:p>
+      <w:pPr>
+        <w:pStyle w:val="a3"/>
+      </w:pPr>
+      <w:r>
+        <w:t xml:space="preserve">  </w:t>
+      </w:r>
+      <w:proofErr w:type="spellStart"/>
+      <w:r>
+        <w:t>vTaskNotifyGiveFromISR</w:t>
+      </w:r>
+      <w:proofErr w:type="spellEnd"/>
+      <w:r>
         <w:t>(</w:t>
       </w:r>
-      <w:proofErr w:type="gramEnd"/>
-      <w:r>
-        <w:t>) {</w:t>
+      <w:proofErr w:type="spellStart"/>
+      <w:r>
+        <w:t>xTaskHandle</w:t>
+      </w:r>
+      <w:proofErr w:type="spellEnd"/>
+      <w:r>
+        <w:t>, &amp;</w:t>
+      </w:r>
+      <w:proofErr w:type="spellStart"/>
+      <w:r>
+        <w:t>xHigherPriorityTaskWoken</w:t>
+      </w:r>
+      <w:proofErr w:type="spellEnd"/>
+      <w:r>
+        <w:t>);</w:t>
       </w:r>
     </w:p>
     <w:p>
@@ -1059,84 +1184,13 @@
       </w:r>
       <w:proofErr w:type="spellStart"/>
       <w:r>
-        <w:t>BaseType_t</w:t>
+        <w:t>portYIELD_FROM_ISR</w:t>
       </w:r>
       <w:proofErr w:type="spellEnd"/>
       <w:r>
-        <w:t xml:space="preserve"> </w:t>
+        <w:t>(</w:t>
       </w:r>
       <w:proofErr w:type="spellStart"/>
-      <w:r>
-        <w:t>xHigherPriorityTaskWoken</w:t>
-      </w:r>
-      <w:proofErr w:type="spellEnd"/>
-      <w:r>
-        <w:t xml:space="preserve"> = </w:t>
-      </w:r>
-      <w:proofErr w:type="spellStart"/>
-      <w:r>
-        <w:t>pdFALSE</w:t>
-      </w:r>
-      <w:proofErr w:type="spellEnd"/>
-      <w:r>
-        <w:t>;</w:t>
-      </w:r>
-    </w:p>
-    <w:p>
-      <w:pPr>
-        <w:pStyle w:val="a3"/>
-      </w:pPr>
-      <w:r>
-        <w:t xml:space="preserve">  </w:t>
-      </w:r>
-      <w:proofErr w:type="spellStart"/>
-      <w:proofErr w:type="gramStart"/>
-      <w:r>
-        <w:t>vTaskNotifyGiveFromISR</w:t>
-      </w:r>
-      <w:proofErr w:type="spellEnd"/>
-      <w:r>
-        <w:t>(</w:t>
-      </w:r>
-      <w:proofErr w:type="spellStart"/>
-      <w:proofErr w:type="gramEnd"/>
-      <w:r>
-        <w:t>xTaskHandle</w:t>
-      </w:r>
-      <w:proofErr w:type="spellEnd"/>
-      <w:r>
-        <w:t>, &amp;</w:t>
-      </w:r>
-      <w:proofErr w:type="spellStart"/>
-      <w:r>
-        <w:t>xHigherPriorityTaskWoken</w:t>
-      </w:r>
-      <w:proofErr w:type="spellEnd"/>
-      <w:r>
-        <w:t>);</w:t>
-      </w:r>
-    </w:p>
-    <w:p>
-      <w:pPr>
-        <w:pStyle w:val="a3"/>
-      </w:pPr>
-      <w:r>
-        <w:t xml:space="preserve">  </w:t>
-      </w:r>
-      <w:proofErr w:type="spellStart"/>
-      <w:r>
-        <w:t>portYIELD_FROM_</w:t>
-      </w:r>
-      <w:proofErr w:type="gramStart"/>
-      <w:r>
-        <w:t>ISR</w:t>
-      </w:r>
-      <w:proofErr w:type="spellEnd"/>
-      <w:r>
-        <w:t>(</w:t>
-      </w:r>
-      <w:proofErr w:type="spellStart"/>
-      <w:proofErr w:type="gramEnd"/>
       <w:r>
         <w:t>xHigherPriorityTaskWoken</w:t>
       </w:r>
@@ -1176,15 +1230,7 @@
           <w:szCs w:val="24"/>
           <w:highlight w:val="white"/>
         </w:rPr>
-        <w:t>​​</w:t>
-      </w:r>
-      <w:r>
-        <w:rPr>
-          <w:sz w:val="24"/>
-          <w:szCs w:val="24"/>
-          <w:highlight w:val="white"/>
-        </w:rPr>
-        <w:t>:</w:t>
+        <w:t>​​:</w:t>
       </w:r>
       <w:r>
         <w:t>利用</w:t>
@@ -1417,18 +1463,11 @@
         <w:rPr>
           <w:b/>
         </w:rPr>
+        <w:lastRenderedPageBreak/>
         <w:t>事件组</w:t>
       </w:r>
       <w:r>
-        <w:t>：用于</w:t>
-      </w:r>
-      <w:proofErr w:type="gramStart"/>
-      <w:r>
-        <w:t>多事件</w:t>
-      </w:r>
-      <w:proofErr w:type="gramEnd"/>
-      <w:r>
-        <w:t>同步，一个任务可以等待多个事件的任意组合。</w:t>
+        <w:t>：用于多事件同步，一个任务可以等待多个事件的任意组合。</w:t>
       </w:r>
     </w:p>
     <w:p>
@@ -1447,457 +1486,403 @@
       </w:pPr>
       <w:proofErr w:type="spellStart"/>
       <w:r>
+        <w:t>FreeRTOS</w:t>
+      </w:r>
+      <w:proofErr w:type="spellEnd"/>
+      <w:r>
+        <w:t>的任务调度算法是什么？优先级抢占机制的核心是什么？如何保证嵌入式系统的</w:t>
+      </w:r>
+      <w:r>
+        <w:t>1ms</w:t>
+      </w:r>
+      <w:r>
+        <w:t>级实时响应？</w:t>
+      </w:r>
+    </w:p>
+    <w:p>
+      <w:pPr>
+        <w:pStyle w:val="a3"/>
+      </w:pPr>
+      <w:r>
+        <w:t xml:space="preserve">① </w:t>
+      </w:r>
+      <w:r>
+        <w:t>核心调度算法：</w:t>
+      </w:r>
+      <w:proofErr w:type="spellStart"/>
+      <w:r>
+        <w:t>FreeRTOS</w:t>
+      </w:r>
+      <w:proofErr w:type="spellEnd"/>
+      <w:r>
+        <w:t>采用</w:t>
+      </w:r>
+      <w:r>
+        <w:t>“</w:t>
+      </w:r>
+      <w:r>
+        <w:t>基于优先级的可抢占式调度算法</w:t>
+      </w:r>
+      <w:r>
+        <w:t>”</w:t>
+      </w:r>
+      <w:r>
+        <w:t>，同时支持时间片轮转调度（同优先级任务）；高优先级任务就绪时，会立即抢占低优先级任务的</w:t>
+      </w:r>
+      <w:r>
+        <w:t>CPU</w:t>
+      </w:r>
+      <w:r>
+        <w:t>使用权，低优先级任务只能在高优先级任务阻塞（如延时、等待信号量）时运行。</w:t>
+      </w:r>
+    </w:p>
+    <w:p>
+      <w:pPr>
+        <w:pStyle w:val="a3"/>
+      </w:pPr>
+    </w:p>
+    <w:p>
+      <w:pPr>
+        <w:pStyle w:val="a3"/>
+      </w:pPr>
+      <w:r>
+        <w:t xml:space="preserve">② </w:t>
+      </w:r>
+      <w:r>
+        <w:t>优先级抢占机制核心：任务控制块（</w:t>
+      </w:r>
+      <w:r>
+        <w:t>TCB</w:t>
+      </w:r>
+      <w:r>
+        <w:t>）中存储任务优先级，系统维护一个优先级位图（</w:t>
+      </w:r>
+      <w:proofErr w:type="spellStart"/>
+      <w:r>
+        <w:t>uxTopReadyPriority</w:t>
+      </w:r>
+      <w:proofErr w:type="spellEnd"/>
+      <w:r>
+        <w:t>），快速定位当前最高优先级的就绪任务；调度器在任务阻塞、中断退出、任务创建</w:t>
+      </w:r>
+      <w:r>
+        <w:t>/</w:t>
+      </w:r>
+      <w:r>
+        <w:t>删除时，触发任务切换，确保高优先级任务优先执行。</w:t>
+      </w:r>
+    </w:p>
+    <w:p>
+      <w:pPr>
+        <w:pStyle w:val="a3"/>
+      </w:pPr>
+    </w:p>
+    <w:p>
+      <w:pPr>
+        <w:pStyle w:val="a3"/>
+      </w:pPr>
+      <w:r>
+        <w:t xml:space="preserve">③ </w:t>
+      </w:r>
+      <w:r>
+        <w:t>保证</w:t>
+      </w:r>
+      <w:r>
+        <w:t>1ms</w:t>
+      </w:r>
+      <w:r>
+        <w:t>级实时响应（结合西门子楼宇</w:t>
+      </w:r>
+      <w:r>
+        <w:t>/</w:t>
+      </w:r>
+      <w:r>
+        <w:t>消防场景）：</w:t>
+      </w:r>
+    </w:p>
+    <w:p>
+      <w:pPr>
+        <w:pStyle w:val="a3"/>
+      </w:pPr>
+      <w:r>
+        <w:t xml:space="preserve">a. </w:t>
+      </w:r>
+      <w:r>
+        <w:t>合理分配任务优先级，将核心实时任务（如消防报警信号处理、电机闭环控制）设置为高优先级，后台任务（如日志打印、参数保存）设置为低优先级；</w:t>
+      </w:r>
+      <w:r>
+        <w:t xml:space="preserve">b. </w:t>
+      </w:r>
+      <w:r>
+        <w:t>优化中断处理函数，缩短中断执行时间，避免在中断中做耗时操作（如</w:t>
+      </w:r>
+      <w:proofErr w:type="spellStart"/>
+      <w:r>
+        <w:t>printf</w:t>
+      </w:r>
+      <w:proofErr w:type="spellEnd"/>
+      <w:r>
+        <w:t>打印），耗时操作通过信号量交给后台任务处理；</w:t>
+      </w:r>
+      <w:r>
+        <w:t xml:space="preserve">c. </w:t>
+      </w:r>
+      <w:r>
+        <w:t>关闭不必要的中断，减少中断嵌套层数，避免优先级反转；</w:t>
+      </w:r>
+      <w:r>
+        <w:t xml:space="preserve">d. </w:t>
+      </w:r>
+      <w:r>
+        <w:t>优化任务切换时间，合理配置</w:t>
+      </w:r>
+      <w:proofErr w:type="spellStart"/>
+      <w:r>
+        <w:t>FreeRTOS</w:t>
+      </w:r>
+      <w:proofErr w:type="spellEnd"/>
+      <w:r>
+        <w:t>的系统时钟节拍（</w:t>
+      </w:r>
+      <w:r>
+        <w:t>tick</w:t>
+      </w:r>
+      <w:r>
+        <w:t>），一般设置为</w:t>
+      </w:r>
+      <w:r>
+        <w:t>1ms</w:t>
+      </w:r>
+      <w:r>
+        <w:t>，同时禁用不必要的任务切换钩子函数；</w:t>
+      </w:r>
+    </w:p>
+    <w:p>
+      <w:pPr>
+        <w:pStyle w:val="a3"/>
+      </w:pPr>
+    </w:p>
+    <w:p>
+      <w:pPr>
+        <w:pStyle w:val="a3"/>
+      </w:pPr>
+    </w:p>
+    <w:p>
+      <w:pPr>
+        <w:pStyle w:val="a3"/>
+      </w:pPr>
+    </w:p>
+    <w:p>
+      <w:pPr>
+        <w:pStyle w:val="21"/>
+      </w:pPr>
+      <w:proofErr w:type="spellStart"/>
+      <w:r>
+        <w:t>FreeRTOS</w:t>
+      </w:r>
+      <w:proofErr w:type="spellEnd"/>
+      <w:r>
+        <w:t>中，任务优先级反转是什么？如何解决？请结合工业场景举例。</w:t>
+      </w:r>
+    </w:p>
+    <w:p>
+      <w:pPr>
+        <w:pStyle w:val="a3"/>
+      </w:pPr>
+      <w:r>
+        <w:t xml:space="preserve">① </w:t>
+      </w:r>
+      <w:r>
+        <w:t>优先级反转定义：高优先级任务等待低优先级任务释放资源（如信号量、互斥锁），而低优先级任务又被中优先级任务抢占，导致高优先级任务无法及时执行，出现</w:t>
+      </w:r>
+      <w:r>
+        <w:t>“</w:t>
+      </w:r>
+      <w:r>
+        <w:t>优先级倒置</w:t>
+      </w:r>
+      <w:r>
+        <w:t>”</w:t>
+      </w:r>
+      <w:r>
+        <w:t>的现象，影响系统实时性。</w:t>
+      </w:r>
+    </w:p>
+    <w:p>
+      <w:pPr>
+        <w:pStyle w:val="a3"/>
+      </w:pPr>
+    </w:p>
+    <w:p>
+      <w:pPr>
+        <w:pStyle w:val="a3"/>
+      </w:pPr>
+      <w:r>
+        <w:t xml:space="preserve">② </w:t>
+      </w:r>
+      <w:r>
+        <w:t>解决方法（</w:t>
+      </w:r>
+      <w:r>
+        <w:t>3</w:t>
+      </w:r>
+      <w:r>
+        <w:t>种，重点讲工业场景常用的</w:t>
+      </w:r>
+      <w:r>
+        <w:t>2</w:t>
+      </w:r>
+      <w:r>
+        <w:t>种）：</w:t>
+      </w:r>
+    </w:p>
+    <w:p>
+      <w:pPr>
+        <w:pStyle w:val="a3"/>
+      </w:pPr>
+      <w:r>
+        <w:t xml:space="preserve">a. </w:t>
+      </w:r>
+      <w:r>
+        <w:t>优先级继承机制：当低优先级任务持有高优先级任务需要的互斥锁时，暂时将低优先级任务的优先级提升到与高优先级任务相同，直到低优先级任务释放互斥锁，再恢复其原优先级（</w:t>
+      </w:r>
+      <w:proofErr w:type="spellStart"/>
+      <w:r>
+        <w:t>FreeRTOS</w:t>
+      </w:r>
+      <w:proofErr w:type="spellEnd"/>
+      <w:r>
+        <w:t>的</w:t>
+      </w:r>
+      <w:proofErr w:type="spellStart"/>
+      <w:r>
+        <w:t>xSemaphoreCreateMutex</w:t>
+      </w:r>
+      <w:proofErr w:type="spellEnd"/>
+      <w:r>
+        <w:t>()</w:t>
+      </w:r>
+      <w:r>
+        <w:t>创建的互斥锁，默认支持优先级继承）；</w:t>
+      </w:r>
+    </w:p>
+    <w:p>
+      <w:pPr>
+        <w:pStyle w:val="a3"/>
+      </w:pPr>
+      <w:r>
+        <w:t xml:space="preserve">b. </w:t>
+      </w:r>
+      <w:r>
+        <w:t>优先级天花板机制：将持有资源（互斥锁）</w:t>
+      </w:r>
+      <w:r>
+        <w:rPr>
+          <w:color w:val="FF0000"/>
+        </w:rPr>
+        <w:t>的所有任务，优先级提升到所有可能申请该资源的任务中的最高优先级，避免低优先级任务被中优先级任务抢占；</w:t>
+      </w:r>
+    </w:p>
+    <w:p>
+      <w:pPr>
+        <w:pStyle w:val="a3"/>
+      </w:pPr>
+      <w:r>
         <w:lastRenderedPageBreak/>
-        <w:t>FreeRTOS</w:t>
-      </w:r>
-      <w:proofErr w:type="spellEnd"/>
-      <w:r>
-        <w:t>的任</w:t>
-      </w:r>
-      <w:r>
-        <w:t>务调度算法是什么？优先级抢占机制的核心是什么？如何保证嵌入式系统的</w:t>
-      </w:r>
-      <w:r>
-        <w:t>1ms</w:t>
-      </w:r>
-      <w:r>
-        <w:t>级实时响应？</w:t>
-      </w:r>
-    </w:p>
-    <w:p>
-      <w:pPr>
-        <w:pStyle w:val="a3"/>
-      </w:pPr>
-      <w:r>
-        <w:t xml:space="preserve">① </w:t>
-      </w:r>
-      <w:r>
-        <w:t>核心调度算法：</w:t>
-      </w:r>
-      <w:proofErr w:type="spellStart"/>
-      <w:r>
-        <w:t>FreeRTOS</w:t>
-      </w:r>
-      <w:proofErr w:type="spellEnd"/>
-      <w:r>
-        <w:t>采用</w:t>
+        <w:t>举例（贴合</w:t>
+      </w:r>
+      <w:r>
+        <w:t>8</w:t>
+      </w:r>
+      <w:r>
+        <w:t>年经验</w:t>
+      </w:r>
+      <w:r>
+        <w:t>+</w:t>
+      </w:r>
+      <w:r>
+        <w:t>西门子场景）：我之前开发消防报警系统，高优先级的</w:t>
       </w:r>
       <w:r>
         <w:t>“</w:t>
       </w:r>
       <w:r>
-        <w:t>基于优先级的可抢占式调度算法</w:t>
+        <w:t>报警信号处理任务</w:t>
       </w:r>
       <w:r>
         <w:t>”</w:t>
       </w:r>
       <w:r>
-        <w:t>，同时支持时间片轮转调度（同优先级任务）；高优先级任务就绪时，会立即</w:t>
-      </w:r>
-      <w:proofErr w:type="gramStart"/>
-      <w:r>
-        <w:t>抢占低</w:t>
-      </w:r>
-      <w:proofErr w:type="gramEnd"/>
-      <w:r>
-        <w:t>优先级任务的</w:t>
-      </w:r>
-      <w:r>
-        <w:t>CPU</w:t>
-      </w:r>
-      <w:r>
-        <w:t>使用权，低优先级任务只能在高优先级任务阻塞（如延时、等待信号量）时运行。</w:t>
-      </w:r>
-    </w:p>
-    <w:p>
-      <w:pPr>
-        <w:pStyle w:val="a3"/>
-      </w:pPr>
-    </w:p>
-    <w:p>
-      <w:pPr>
-        <w:pStyle w:val="a3"/>
-      </w:pPr>
-      <w:r>
-        <w:t xml:space="preserve">② </w:t>
-      </w:r>
-      <w:r>
-        <w:t>优先级抢占机制核心：任务控制块（</w:t>
-      </w:r>
-      <w:r>
-        <w:t>TCB</w:t>
-      </w:r>
-      <w:r>
-        <w:t>）中存储任务优先级，系统维护一个优先级位图（</w:t>
-      </w:r>
-      <w:proofErr w:type="spellStart"/>
-      <w:r>
-        <w:t>uxTopReadyPriority</w:t>
-      </w:r>
-      <w:proofErr w:type="spellEnd"/>
-      <w:r>
-        <w:t>），快速定位当前最高优先级的就绪任务；</w:t>
-      </w:r>
-      <w:proofErr w:type="gramStart"/>
-      <w:r>
-        <w:t>调度器</w:t>
-      </w:r>
-      <w:proofErr w:type="gramEnd"/>
-      <w:r>
-        <w:t>在任务阻塞、中断退出、</w:t>
-      </w:r>
-      <w:r>
-        <w:t>任务创建</w:t>
-      </w:r>
-      <w:r>
-        <w:t>/</w:t>
-      </w:r>
-      <w:r>
-        <w:t>删除时，触发任务切换，确保高优先级任务优先执行。</w:t>
-      </w:r>
-    </w:p>
-    <w:p>
-      <w:pPr>
-        <w:pStyle w:val="a3"/>
-      </w:pPr>
-    </w:p>
-    <w:p>
-      <w:pPr>
-        <w:pStyle w:val="a3"/>
-      </w:pPr>
-      <w:r>
-        <w:t xml:space="preserve">③ </w:t>
-      </w:r>
-      <w:r>
-        <w:t>保证</w:t>
-      </w:r>
-      <w:r>
-        <w:t>1ms</w:t>
-      </w:r>
-      <w:r>
-        <w:t>级实时响应（结合西门子楼宇</w:t>
-      </w:r>
-      <w:r>
-        <w:t>/</w:t>
-      </w:r>
-      <w:r>
-        <w:t>消防场景）：</w:t>
-      </w:r>
-    </w:p>
-    <w:p>
-      <w:pPr>
-        <w:pStyle w:val="a3"/>
-      </w:pPr>
-      <w:r>
-        <w:t xml:space="preserve">a. </w:t>
-      </w:r>
-      <w:r>
-        <w:t>合理分配任务优先级，将核心实时任务（如消防报警信号处理、电机闭环控制）设置为高优先级，后台任务（如日志打印、参数保存）设置为低优先级；</w:t>
-      </w:r>
-      <w:r>
-        <w:t xml:space="preserve">b. </w:t>
-      </w:r>
-      <w:r>
-        <w:t>优化中断处理函数，缩短中断执行时间，避免在中断中做耗时操作（如</w:t>
-      </w:r>
-      <w:proofErr w:type="spellStart"/>
-      <w:r>
-        <w:t>printf</w:t>
-      </w:r>
-      <w:proofErr w:type="spellEnd"/>
-      <w:r>
-        <w:t>打印），耗时操作通过信号量交给后台任务处理；</w:t>
-      </w:r>
-      <w:r>
-        <w:t xml:space="preserve">c. </w:t>
-      </w:r>
-      <w:r>
-        <w:t>关闭不必要的中断，减少中断嵌套层数，避免优先级反转；</w:t>
-      </w:r>
-      <w:r>
-        <w:t xml:space="preserve">d. </w:t>
-      </w:r>
-      <w:r>
-        <w:t>优化任务切换时间，合理配置</w:t>
-      </w:r>
-      <w:proofErr w:type="spellStart"/>
-      <w:r>
-        <w:t>FreeRTOS</w:t>
-      </w:r>
-      <w:proofErr w:type="spellEnd"/>
-      <w:r>
-        <w:t>的系统时钟节拍（</w:t>
-      </w:r>
-      <w:r>
-        <w:t>tick</w:t>
-      </w:r>
-      <w:r>
-        <w:t>），一般设置为</w:t>
-      </w:r>
-      <w:r>
-        <w:t>1ms</w:t>
-      </w:r>
-      <w:r>
-        <w:t>，同时禁用不必要的任务切换钩子函数；</w:t>
-      </w:r>
-    </w:p>
-    <w:p>
-      <w:pPr>
-        <w:pStyle w:val="a3"/>
-      </w:pPr>
-    </w:p>
-    <w:p>
-      <w:pPr>
-        <w:pStyle w:val="a3"/>
-      </w:pPr>
-    </w:p>
-    <w:p>
-      <w:pPr>
-        <w:pStyle w:val="a3"/>
-      </w:pPr>
-    </w:p>
-    <w:p>
-      <w:pPr>
-        <w:pStyle w:val="21"/>
-      </w:pPr>
-      <w:proofErr w:type="spellStart"/>
-      <w:r>
-        <w:t>FreeRTOS</w:t>
-      </w:r>
-      <w:proofErr w:type="spellEnd"/>
-      <w:r>
-        <w:t>中，任务优先级反转是什么？如何解决？请结合工业场景举例。</w:t>
-      </w:r>
-    </w:p>
-    <w:p>
-      <w:pPr>
-        <w:pStyle w:val="a3"/>
-      </w:pPr>
-      <w:r>
-        <w:t xml:space="preserve">① </w:t>
-      </w:r>
-      <w:r>
-        <w:t>优先级反转定义：高优先级任务</w:t>
-      </w:r>
-      <w:proofErr w:type="gramStart"/>
-      <w:r>
-        <w:t>等待低</w:t>
-      </w:r>
-      <w:proofErr w:type="gramEnd"/>
-      <w:r>
-        <w:t>优先级任务释放资源（如信号量、互斥锁），而低优先级任务又被中优先级任务抢占，导致高优先级任务无法及时执行，出现</w:t>
+        <w:t>需要等待低优先级的</w:t>
       </w:r>
       <w:r>
         <w:t>“</w:t>
       </w:r>
       <w:r>
-        <w:t>优先级倒置</w:t>
+        <w:t>数据存储任务</w:t>
       </w:r>
       <w:r>
         <w:t>”</w:t>
       </w:r>
       <w:r>
-        <w:t>的现象，影响系统实时性。</w:t>
-      </w:r>
-    </w:p>
-    <w:p>
-      <w:pPr>
-        <w:pStyle w:val="a3"/>
-      </w:pPr>
-    </w:p>
-    <w:p>
-      <w:pPr>
-        <w:pStyle w:val="a3"/>
-      </w:pPr>
-      <w:r>
-        <w:t xml:space="preserve">② </w:t>
-      </w:r>
-      <w:r>
-        <w:t>解决方法（</w:t>
-      </w:r>
-      <w:r>
-        <w:t>3</w:t>
-      </w:r>
-      <w:r>
-        <w:t>种，重点</w:t>
-      </w:r>
-      <w:proofErr w:type="gramStart"/>
-      <w:r>
-        <w:t>讲工业</w:t>
-      </w:r>
-      <w:proofErr w:type="gramEnd"/>
-      <w:r>
-        <w:t>场景常用的</w:t>
-      </w:r>
-      <w:r>
-        <w:t>2</w:t>
-      </w:r>
-      <w:r>
-        <w:t>种）：</w:t>
-      </w:r>
-    </w:p>
-    <w:p>
-      <w:pPr>
-        <w:pStyle w:val="a3"/>
-      </w:pPr>
-      <w:r>
-        <w:t xml:space="preserve">a. </w:t>
-      </w:r>
-      <w:r>
-        <w:t>优先级继承机制：当低优先级任务持有高优先级任务需要的互斥锁时，暂时将低优先级任务的优先级提升到与高优先级任务相同，直到低优先级任务释放互斥锁，再恢复其原优先级（</w:t>
-      </w:r>
-      <w:proofErr w:type="spellStart"/>
-      <w:r>
-        <w:t>FreeRTOS</w:t>
-      </w:r>
-      <w:proofErr w:type="spellEnd"/>
-      <w:r>
-        <w:t>的</w:t>
-      </w:r>
-      <w:proofErr w:type="spellStart"/>
-      <w:proofErr w:type="gramStart"/>
-      <w:r>
-        <w:t>xSemaphoreCreateMutex</w:t>
-      </w:r>
-      <w:proofErr w:type="spellEnd"/>
+        <w:t>释放</w:t>
+      </w:r>
+      <w:r>
+        <w:t>Flash</w:t>
+      </w:r>
+      <w:r>
+        <w:t>资源，而中优先级的</w:t>
+      </w:r>
+      <w:r>
+        <w:t>“</w:t>
+      </w:r>
+      <w:r>
+        <w:t>传感器数据采集任务</w:t>
+      </w:r>
+      <w:r>
+        <w:t>”</w:t>
+      </w:r>
+      <w:r>
+        <w:t>会抢占低优先级任务，导致报警信号延迟处理（最长达</w:t>
+      </w:r>
+      <w:r>
+        <w:t>3ms</w:t>
+      </w:r>
+      <w:r>
+        <w:t>，超出国标要求）。后续采用优先级继承机制，当低优先级任务持有</w:t>
+      </w:r>
+      <w:r>
+        <w:t>Flash</w:t>
+      </w:r>
+      <w:r>
+        <w:t>资源时，自动提升其优先级，解决了优先级反转，将报警响应延迟控制在</w:t>
+      </w:r>
+      <w:r>
+        <w:t>0.5ms</w:t>
+      </w:r>
+      <w:r>
+        <w:t>以内，符合消防系统国标要求。</w:t>
+      </w:r>
+    </w:p>
+    <w:p>
+      <w:pPr>
+        <w:pStyle w:val="a3"/>
+      </w:pPr>
+      <w:r>
+        <w:t>&gt;&gt;</w:t>
+      </w:r>
+      <w:r>
+        <w:t>内核支持优先级继承</w:t>
+      </w:r>
       <w:r>
         <w:t>(</w:t>
       </w:r>
-      <w:proofErr w:type="gramEnd"/>
+      <w:r>
+        <w:t>内核自动调节性能会好一些</w:t>
+      </w:r>
       <w:r>
         <w:t>)</w:t>
       </w:r>
-      <w:r>
-        <w:t>创建的互斥锁，默认支持优先级继承）；</w:t>
-      </w:r>
-    </w:p>
-    <w:p>
-      <w:pPr>
-        <w:pStyle w:val="a3"/>
-      </w:pPr>
-      <w:r>
-        <w:t xml:space="preserve">b. </w:t>
-      </w:r>
-      <w:r>
-        <w:t>优先级天花板机制：将持有资源（互斥锁）</w:t>
-      </w:r>
-      <w:r>
-        <w:rPr>
-          <w:color w:val="FF0000"/>
-        </w:rPr>
-        <w:t>的所有任务，优先级提升到所有可能申请该资源的任务中的最高优先级，避免低优先级任务被中优先级任务抢占；</w:t>
-      </w:r>
-    </w:p>
-    <w:p>
-      <w:pPr>
-        <w:pStyle w:val="a3"/>
-      </w:pPr>
-      <w:r>
-        <w:t>举例（贴合</w:t>
-      </w:r>
-      <w:r>
-        <w:t>8</w:t>
-      </w:r>
-      <w:r>
-        <w:t>年经验</w:t>
-      </w:r>
-      <w:r>
-        <w:t>+</w:t>
-      </w:r>
-      <w:r>
-        <w:t>西门子场景）：我之前开发消防报警系统，高优先级的</w:t>
-      </w:r>
-      <w:r>
-        <w:t>“</w:t>
-      </w:r>
-      <w:r>
-        <w:t>报警信号处理任务</w:t>
-      </w:r>
-      <w:r>
-        <w:t>”</w:t>
-      </w:r>
-      <w:r>
-        <w:t>需要</w:t>
-      </w:r>
-      <w:proofErr w:type="gramStart"/>
-      <w:r>
-        <w:t>等待低</w:t>
-      </w:r>
-      <w:proofErr w:type="gramEnd"/>
-      <w:r>
-        <w:t>优先级</w:t>
-      </w:r>
-      <w:r>
-        <w:t>的</w:t>
-      </w:r>
-      <w:r>
-        <w:t>“</w:t>
-      </w:r>
-      <w:r>
-        <w:t>数据存储任务</w:t>
-      </w:r>
-      <w:r>
-        <w:t>”</w:t>
-      </w:r>
-      <w:r>
-        <w:t>释放</w:t>
-      </w:r>
-      <w:r>
-        <w:t>Flash</w:t>
-      </w:r>
-      <w:r>
-        <w:t>资源，而中优先级的</w:t>
-      </w:r>
-      <w:r>
-        <w:t>“</w:t>
-      </w:r>
-      <w:r>
-        <w:t>传感器数据采集任务</w:t>
-      </w:r>
-      <w:r>
-        <w:t>”</w:t>
-      </w:r>
-      <w:r>
-        <w:t>会</w:t>
-      </w:r>
-      <w:proofErr w:type="gramStart"/>
-      <w:r>
-        <w:t>抢占低</w:t>
-      </w:r>
-      <w:proofErr w:type="gramEnd"/>
-      <w:r>
-        <w:t>优先级任务，导致报警信号延迟处理（最长达</w:t>
-      </w:r>
-      <w:r>
-        <w:t>3ms</w:t>
-      </w:r>
-      <w:r>
-        <w:t>，超出国标要求）。后续采用优先级继承机制，</w:t>
-      </w:r>
-      <w:proofErr w:type="gramStart"/>
-      <w:r>
-        <w:t>当低优先级</w:t>
-      </w:r>
-      <w:proofErr w:type="gramEnd"/>
-      <w:r>
-        <w:t>任务持有</w:t>
-      </w:r>
-      <w:r>
-        <w:t>Flash</w:t>
-      </w:r>
-      <w:r>
-        <w:t>资源时，自动提升</w:t>
-      </w:r>
-      <w:r>
-        <w:lastRenderedPageBreak/>
-        <w:t>其优先级，解决了优先级反转，将报警响应延迟控制在</w:t>
-      </w:r>
-      <w:r>
-        <w:t>0.5ms</w:t>
-      </w:r>
-      <w:r>
-        <w:t>以内，符合消防系统国标要求。</w:t>
-      </w:r>
     </w:p>
     <w:p>
       <w:pPr>
@@ -1907,32 +1892,7 @@
         <w:t>&gt;&gt;</w:t>
       </w:r>
       <w:r>
-        <w:t>内核支持优先级继承</w:t>
-      </w:r>
-      <w:r>
-        <w:t>(</w:t>
-      </w:r>
-      <w:r>
-        <w:t>内核自动调节性能会好一些</w:t>
-      </w:r>
-      <w:r>
-        <w:t>)</w:t>
-      </w:r>
-    </w:p>
-    <w:p>
-      <w:pPr>
-        <w:pStyle w:val="a3"/>
-      </w:pPr>
-      <w:r>
-        <w:t>&gt;&gt;</w:t>
-      </w:r>
-      <w:proofErr w:type="gramStart"/>
-      <w:r>
-        <w:t>最</w:t>
-      </w:r>
-      <w:proofErr w:type="gramEnd"/>
-      <w:r>
-        <w:t>经典案例是火星探路者号任务失败事件</w:t>
+        <w:t>最经典案例是火星探路者号任务失败事件</w:t>
       </w:r>
       <w:r>
         <w:t>——</w:t>
@@ -2049,10 +2009,7 @@
         <w:pStyle w:val="a3"/>
       </w:pPr>
       <w:r>
-        <w:t>不可剥夺型</w:t>
-      </w:r>
-      <w:r>
-        <w:t>内核</w:t>
+        <w:t>不可剥夺型内核</w:t>
       </w:r>
       <w:r>
         <w:t xml:space="preserve"> </w:t>
@@ -2094,13 +2051,8 @@
       <w:r>
         <w:t xml:space="preserve">2. </w:t>
       </w:r>
-      <w:proofErr w:type="gramStart"/>
-      <w:r>
-        <w:t>某任务</w:t>
-      </w:r>
-      <w:proofErr w:type="gramEnd"/>
-      <w:r>
-        <w:t>主动放弃</w:t>
+      <w:r>
+        <w:t>某任务主动放弃</w:t>
       </w:r>
       <w:r>
         <w:t xml:space="preserve">CPU </w:t>
@@ -2223,19 +2175,10 @@
         <w:pStyle w:val="a3"/>
       </w:pPr>
       <w:r>
-        <w:lastRenderedPageBreak/>
         <w:t xml:space="preserve">2. </w:t>
       </w:r>
       <w:r>
-        <w:t>优先级分配方法</w:t>
-      </w:r>
-      <w:proofErr w:type="gramStart"/>
-      <w:r>
-        <w:t>一</w:t>
-      </w:r>
-      <w:proofErr w:type="gramEnd"/>
-      <w:r>
-        <w:t>：哪个任务执行的次数最频繁</w:t>
+        <w:t>优先级分配方法一：哪个任务执行的次数最频繁</w:t>
       </w:r>
       <w:r>
         <w:t>,</w:t>
